--- a/presentation/Питч — что говорить (5 минут).docx
+++ b/presentation/Питч — что говорить (5 минут).docx
@@ -380,7 +380,7 @@
           <w:sz w:val="19"/>
           <w:szCs w:val="19"/>
         </w:rPr>
-        <w:t xml:space="preserve">Слайды 3–4 · Сценарий и находка · самая большая часть питча — 2 минуты 10 секунд</w:t>
+        <w:t xml:space="preserve">Слайды 3–6 · Экран, находка, интерфейс, покрытие · самая большая часть питча — 2 минуты 10 секунд</w:t>
       </w:r>
     </w:p>
     <w:p>
@@ -609,7 +609,7 @@
           <w:sz w:val="19"/>
           <w:szCs w:val="19"/>
         </w:rPr>
-        <w:t xml:space="preserve">Слайд 5 · Архитектура · защищаем выбор решения, а не перечисляем стек</w:t>
+        <w:t xml:space="preserve">Слайд 7 · Архитектура · защищаем выбор решения, а не перечисляем стек</w:t>
       </w:r>
     </w:p>
     <w:p>
@@ -685,7 +685,7 @@
           <w:sz w:val="19"/>
           <w:szCs w:val="19"/>
         </w:rPr>
-        <w:t xml:space="preserve">Слайды 6–7 · Метрики и готовность · разделяем измеренное и гипотезу, потом финальная фраза</w:t>
+        <w:t xml:space="preserve">Слайд 8 · Готовность · разделяем измеренное и гипотезу, потом финальная фраза</w:t>
       </w:r>
     </w:p>
     <w:p>

--- a/presentation/Питч — что говорить (5 минут).docx
+++ b/presentation/Питч — что говорить (5 минут).docx
@@ -633,7 +633,7 @@
           <w:sz w:val="23"/>
           <w:szCs w:val="23"/>
         </w:rPr>
-        <w:t xml:space="preserve">Важно: первые два слоя — обычный код, они детерминированы и воспроизводимы. LLM отвечает только за смысл, и у него жёсткое правило — каждое замечание обязано содержать дословную цитату, иначе оно отбрасывается.</w:t>
+        <w:t xml:space="preserve">Важно: первые два слоя — обычный код, они детерминированы и воспроизводимы. LLM отвечает только за смысл, и промпт требует к каждому замечанию дословную цитату из документа — в наших прогонах её содержали все двадцать.</w:t>
       </w:r>
     </w:p>
     <w:p>
